--- a/state-vignettes/kentucky_highway_report.docx
+++ b/state-vignettes/kentucky_highway_report.docx
@@ -10,12 +10,12 @@
         <w:rPr>
           <w:color w:val="FF5500"/>
         </w:rPr>
-        <w:t>Kentucky Ranks 15th in the Nation in Highway Performance and Cost-Effectiveness</w:t>
+        <w:t>Kentucky Ranks 11th in the Nation in Highway Performance and Cost-Effectiveness</w:t>
       </w:r>
     </w:p>
     <w:p>
       <w:r>
-        <w:t>Kentucky’s highway system ranks 15th in the nation in overall cost-effectiveness and condition.</w:t>
+        <w:t>Kentucky’s highway system ranks 11th in the nation in overall cost-effectiveness and condition.</w:t>
       </w:r>
     </w:p>
     <w:p>
@@ -25,42 +25,42 @@
     </w:p>
     <w:p>
       <w:r>
-        <w:t>In safety and condition categories, Kentucky’s highways rank 36th in urban Interstate pavement condition, 24th in rural Interstate pavement condition, 10th in urban arterial pavement condition, 15th in rural arterial pavement condition, 32nd in structurally deficient bridges, 42nd in urban fatality rate, and 11th in rural fatality rate.</w:t>
+        <w:t>In safety and condition categories, Kentucky’s highways rank 34th in urban Interstate pavement condition, 14th in rural Interstate pavement condition, 8th in urban arterial pavement condition, 5th in rural arterial pavement condition, 33rd in structurally deficient bridges, 24th in urban fatality rate, and 24th in rural fatality rate.</w:t>
       </w:r>
     </w:p>
     <w:p>
       <w:r>
-        <w:t>Kentucky ranks 27th out of the 50 states in traffic congestion, and its drivers spend 22.21 hours a year stuck in traffic congestion.</w:t>
+        <w:t>Kentucky ranks 28th out of the 50 states in traffic congestion, and its drivers spend 24.37 hours a year stuck in traffic congestion.</w:t>
       </w:r>
     </w:p>
     <w:p>
       <w:r>
-        <w:t>In spending and cost-effectiveness, Kentucky ranks 15th in capital and bridge disbursements, which are the costs of building new roads and bridges and widening existing ones. Kentucky ranks 23rd in maintenance spending, such as the costs of repaving roads and filling in potholes. Kentucky’s administrative disbursements, including office spending that doesn’t make its way to roads, rank 1st nationwide.</w:t>
+        <w:t>In spending and cost-effectiveness, Kentucky ranks 14th in capital and bridge disbursements, which are the costs of building new roads and bridges and widening existing ones. Kentucky ranks 14th in maintenance spending, such as the costs of repaving roads and filling in potholes. Kentucky’s administrative disbursements, including office spending that doesn’t make its way to roads, rank 1st nationwide.</w:t>
       </w:r>
     </w:p>
     <w:p>
       <w:r>
-        <w:t>Compared to last year, Kentucky has the following notable changes in rankings: Rural Other Principal Arterial Pavement Condition worsened by 8 points, from 7 to 15; Rural Fatality Rate improved by 6 points, from 17 to 11; Urbanized Area Congestion worsened by 5 points, from 22 to 27; Urban Fatality Rate worsened by 20 points, from 22 to 42; Urban Interstate Pavement Condition worsened by 6 points, from 30 to 36; Maintenance Disbursements worsened by 6 points, from 17 to 23; Other Disbursements improved by 7 points, from 31 to 24.</w:t>
+        <w:t>Compared to last year, Kentucky has the following notable changes in rankings: Maintenance Disbursements improved by 9 points, from 23 to 14; Rural Interstate Pavement Condition improved by 10.0 points, from 24 to 14; Rural Other Principal Arterial Pavement Condition improved by 10 points, from 15 to 5; Rural Fatality Rate worsened by 13 points, from 11 to 24; Urban Fatality Rate improved by 18 points, from 42 to 24.</w:t>
       </w:r>
     </w:p>
     <w:p>
       <w:r>
-        <w:t>Compared to neighboring and nearby states, Kentucky’s overall highway performance is better than Illinois (37th), Indiana (18th), and West Virginia (30th); worse than Tennessee (12th) and Virginia (1st).</w:t>
+        <w:t>Compared to neighboring and nearby states, Kentucky’s overall highway performance is better than Illinois (37th), Indiana (24th), Tennessee (16th), and West Virginia (32nd); worse than Virginia (8th).</w:t>
       </w:r>
     </w:p>
     <w:p>
       <w:r>
-        <w:t>Comparing its overall performance to similarly populated states, Kentucky ranks better than Oregon (33rd) and Louisiana (46th).</w:t>
+        <w:t>Comparing its overall performance to similarly populated states, Kentucky ranks better than Oregon (28th) and Louisiana (44th).</w:t>
       </w:r>
     </w:p>
     <w:p>
       <w:r>
-        <w:t>Kentucky’s highway system ranks 15th out of 50 states overall this year, compared to 11th last year.</w:t>
+        <w:t>Kentucky’s highway system ranks 11th out of 50 states overall this year, compared to 15th last year.</w:t>
       </w:r>
     </w:p>
     <w:p>
       <w:r>
-        <w:t>“In terms of improving in the road condition and performance categories, Kentucky should focus on reducing Other Fatality Rate and Urban Fatality Rate. Kentucky’s rank of 50th in Other Fatality Rate makes it one of the worst in the nation for this safety metric,” said Baruch Feigenbaum, lead author of the 29th Annual Highway Report and senior managing director of transportation policy at Reason Foundation.</w:t>
+        <w:t>“In terms of improving in the road condition and performance categories, Kentucky should focus on reducing Other Fatality Rate and Urban Interstate Pavement Condition. Kentucky’s rank of 46th in Other Fatality Rate makes it one of the worst in the nation for this safety metric,” said Baruch Feigenbaum, lead author of the 30th Annual Highway Report and senior managing director of transportation policy at Reason Foundation.</w:t>
       </w:r>
     </w:p>
     <w:p>
@@ -70,7 +70,7 @@
           <w:color w:val="FF5500"/>
           <w:sz w:val="28"/>
         </w:rPr>
-        <w:t>KENTUCKY’S RANKINGS IN THE 29TH ANNUAL HIGHWAY REPORT</w:t>
+        <w:t>KENTUCKY’S RANKINGS IN THE 30TH ANNUAL HIGHWAY REPORT</w:t>
       </w:r>
     </w:p>
     <w:tbl>
@@ -148,7 +148,7 @@
               <w:rPr>
                 <w:sz w:val="20"/>
               </w:rPr>
-              <w:t>15</w:t>
+              <w:t>11</w:t>
             </w:r>
           </w:p>
         </w:tc>
@@ -179,7 +179,7 @@
               <w:rPr>
                 <w:sz w:val="20"/>
               </w:rPr>
-              <w:t>15</w:t>
+              <w:t>14</w:t>
             </w:r>
           </w:p>
         </w:tc>
@@ -212,7 +212,7 @@
               <w:rPr>
                 <w:sz w:val="20"/>
               </w:rPr>
-              <w:t>23</w:t>
+              <w:t>14</w:t>
             </w:r>
           </w:p>
         </w:tc>
@@ -307,7 +307,7 @@
               <w:rPr>
                 <w:sz w:val="20"/>
               </w:rPr>
-              <w:t>24</w:t>
+              <w:t>14</w:t>
             </w:r>
           </w:p>
         </w:tc>
@@ -340,7 +340,7 @@
               <w:rPr>
                 <w:sz w:val="20"/>
               </w:rPr>
-              <w:t>15</w:t>
+              <w:t>5</w:t>
             </w:r>
           </w:p>
         </w:tc>
@@ -371,7 +371,7 @@
               <w:rPr>
                 <w:sz w:val="20"/>
               </w:rPr>
-              <w:t>36</w:t>
+              <w:t>34</w:t>
             </w:r>
           </w:p>
         </w:tc>
@@ -404,7 +404,7 @@
               <w:rPr>
                 <w:sz w:val="20"/>
               </w:rPr>
-              <w:t>10</w:t>
+              <w:t>8</w:t>
             </w:r>
           </w:p>
         </w:tc>
@@ -435,7 +435,7 @@
               <w:rPr>
                 <w:sz w:val="20"/>
               </w:rPr>
-              <w:t>27</w:t>
+              <w:t>28</w:t>
             </w:r>
           </w:p>
         </w:tc>
@@ -468,7 +468,7 @@
               <w:rPr>
                 <w:sz w:val="20"/>
               </w:rPr>
-              <w:t>32</w:t>
+              <w:t>33</w:t>
             </w:r>
           </w:p>
         </w:tc>
@@ -499,7 +499,7 @@
               <w:rPr>
                 <w:sz w:val="20"/>
               </w:rPr>
-              <w:t>11</w:t>
+              <w:t>24</w:t>
             </w:r>
           </w:p>
         </w:tc>
@@ -532,7 +532,7 @@
               <w:rPr>
                 <w:sz w:val="20"/>
               </w:rPr>
-              <w:t>42</w:t>
+              <w:t>24</w:t>
             </w:r>
           </w:p>
         </w:tc>
@@ -563,7 +563,7 @@
               <w:rPr>
                 <w:sz w:val="20"/>
               </w:rPr>
-              <w:t>50</w:t>
+              <w:t>46</w:t>
             </w:r>
           </w:p>
         </w:tc>
@@ -572,12 +572,12 @@
     <w:p>
       <w:r>
         <w:br/>
-        <w:t>Reason Foundation’s 29th Annual Highway Report measures the condition and cost- effectiveness of state-controlled highways in 13 categories, including pavement and bridge conditions, traffic fatalities, and spending. In the performance categories, ranking first implies the state has the best or lowest fatality rate and its road pavement is in the best condition. A ranking of 50th in performance categories means the state has the worst fatality rates or pavement conditions. In simplified terms, in the cost-effectiveness categories, a rank of 50 means the state spends more money, and a first-place ranking means the state spends less money than other states in that category.</w:t>
+        <w:t>Reason Foundation’s 30th Annual Highway Report measures the condition and cost-effectiveness of state-controlled highways in 13 categories, including pavement and bridge conditions, traffic fatalities, and spending. In the performance categories, ranking first implies the state has the best or lowest fatality rate and its road pavement is in the best condition. A ranking of 50th in performance categories means the state has the worst fatality rates or pavement conditions. In simplified terms, in the cost-effectiveness categories, a rank of 50 means the state spends more money, and a first-place ranking means the state spends less money than other states in that category.</w:t>
       </w:r>
     </w:p>
     <w:p>
       <w:r>
-        <w:t>The report’s data are primarily information each state directly reported to the Federal Highway Administration for 2023. Better Roads and Bridges provides the deficient bridge data, and INRIX.com provides the traffic congestion data.</w:t>
+        <w:t>The report’s data are primarily information each state directly reported to the Federal Highway Administration for 2024. Better Roads and Bridges provides the deficient bridge data, and INRIX.com provides the traffic congestion data.</w:t>
       </w:r>
     </w:p>
     <w:sectPr>
